--- a/B&W Kit/UNDERCITY_Binder_POW_BW.docx
+++ b/B&W Kit/UNDERCITY_Binder_POW_BW.docx
@@ -8772,9 +8772,9 @@
             <w:tcW w:type="dxa" w:w="3000"/>
             <w:shd w:fill="E6E6E6" w:color="auto" w:val="clear"/>
             <w:tcMar>
-              <w:top w:type="dxa" w:w="30"/>
+              <w:top w:type="dxa" w:w="20"/>
               <w:left w:type="dxa" w:w="110"/>
-              <w:bottom w:type="dxa" w:w="30"/>
+              <w:bottom w:type="dxa" w:w="20"/>
               <w:right w:type="dxa" w:w="90"/>
             </w:tcMar>
             <w:vAlign w:val="center"/>
@@ -8802,9 +8802,9 @@
             <w:gridSpan w:val="2"/>
             <w:shd w:fill="E6E6E6" w:color="auto" w:val="clear"/>
             <w:tcMar>
-              <w:top w:type="dxa" w:w="30"/>
+              <w:top w:type="dxa" w:w="20"/>
               <w:left w:type="dxa" w:w="110"/>
-              <w:bottom w:type="dxa" w:w="30"/>
+              <w:bottom w:type="dxa" w:w="20"/>
               <w:right w:type="dxa" w:w="90"/>
             </w:tcMar>
             <w:vAlign w:val="center"/>
@@ -8835,16 +8835,16 @@
           <w:tcPr>
             <w:tcW w:type="dxa" w:w="3000"/>
             <w:tcMar>
-              <w:top w:type="dxa" w:w="35"/>
+              <w:top w:type="dxa" w:w="25"/>
               <w:left w:type="dxa" w:w="110"/>
-              <w:bottom w:type="dxa" w:w="45"/>
-              <w:right w:type="dxa" w:w="90"/>
-            </w:tcMar>
-            <w:vAlign w:val="top"/>
-          </w:tcPr>
-          <w:p>
-            <w:pPr>
-              <w:spacing w:after="10"/>
+              <w:bottom w:type="dxa" w:w="30"/>
+              <w:right w:type="dxa" w:w="90"/>
+            </w:tcMar>
+            <w:vAlign w:val="top"/>
+          </w:tcPr>
+          <w:p>
+            <w:pPr>
+              <w:spacing w:after="0"/>
             </w:pPr>
             <w:r>
               <w:rPr>
@@ -8880,16 +8880,16 @@
           <w:tcPr>
             <w:tcW w:type="dxa" w:w="3000"/>
             <w:tcMar>
-              <w:top w:type="dxa" w:w="35"/>
+              <w:top w:type="dxa" w:w="25"/>
               <w:left w:type="dxa" w:w="110"/>
-              <w:bottom w:type="dxa" w:w="45"/>
-              <w:right w:type="dxa" w:w="90"/>
-            </w:tcMar>
-            <w:vAlign w:val="top"/>
-          </w:tcPr>
-          <w:p>
-            <w:pPr>
-              <w:spacing w:after="10"/>
+              <w:bottom w:type="dxa" w:w="30"/>
+              <w:right w:type="dxa" w:w="90"/>
+            </w:tcMar>
+            <w:vAlign w:val="top"/>
+          </w:tcPr>
+          <w:p>
+            <w:pPr>
+              <w:spacing w:after="0"/>
             </w:pPr>
             <w:r>
               <w:rPr>
@@ -8925,16 +8925,16 @@
           <w:tcPr>
             <w:tcW w:type="dxa" w:w="3000"/>
             <w:tcMar>
-              <w:top w:type="dxa" w:w="35"/>
+              <w:top w:type="dxa" w:w="25"/>
               <w:left w:type="dxa" w:w="110"/>
-              <w:bottom w:type="dxa" w:w="45"/>
-              <w:right w:type="dxa" w:w="90"/>
-            </w:tcMar>
-            <w:vAlign w:val="top"/>
-          </w:tcPr>
-          <w:p>
-            <w:pPr>
-              <w:spacing w:after="10"/>
+              <w:bottom w:type="dxa" w:w="30"/>
+              <w:right w:type="dxa" w:w="90"/>
+            </w:tcMar>
+            <w:vAlign w:val="top"/>
+          </w:tcPr>
+          <w:p>
+            <w:pPr>
+              <w:spacing w:after="0"/>
             </w:pPr>
             <w:r>
               <w:rPr>
@@ -8997,16 +8997,16 @@
           <w:tcPr>
             <w:tcW w:type="dxa" w:w="3000"/>
             <w:tcMar>
-              <w:top w:type="dxa" w:w="35"/>
+              <w:top w:type="dxa" w:w="25"/>
               <w:left w:type="dxa" w:w="110"/>
-              <w:bottom w:type="dxa" w:w="45"/>
-              <w:right w:type="dxa" w:w="90"/>
-            </w:tcMar>
-            <w:vAlign w:val="top"/>
-          </w:tcPr>
-          <w:p>
-            <w:pPr>
-              <w:spacing w:after="10"/>
+              <w:bottom w:type="dxa" w:w="30"/>
+              <w:right w:type="dxa" w:w="90"/>
+            </w:tcMar>
+            <w:vAlign w:val="top"/>
+          </w:tcPr>
+          <w:p>
+            <w:pPr>
+              <w:spacing w:after="0"/>
             </w:pPr>
             <w:r>
               <w:rPr>
@@ -9042,16 +9042,16 @@
           <w:tcPr>
             <w:tcW w:type="dxa" w:w="3000"/>
             <w:tcMar>
-              <w:top w:type="dxa" w:w="35"/>
+              <w:top w:type="dxa" w:w="25"/>
               <w:left w:type="dxa" w:w="110"/>
-              <w:bottom w:type="dxa" w:w="45"/>
-              <w:right w:type="dxa" w:w="90"/>
-            </w:tcMar>
-            <w:vAlign w:val="top"/>
-          </w:tcPr>
-          <w:p>
-            <w:pPr>
-              <w:spacing w:after="10"/>
+              <w:bottom w:type="dxa" w:w="30"/>
+              <w:right w:type="dxa" w:w="90"/>
+            </w:tcMar>
+            <w:vAlign w:val="top"/>
+          </w:tcPr>
+          <w:p>
+            <w:pPr>
+              <w:spacing w:after="0"/>
             </w:pPr>
             <w:r>
               <w:rPr>
@@ -9087,16 +9087,16 @@
           <w:tcPr>
             <w:tcW w:type="dxa" w:w="3000"/>
             <w:tcMar>
-              <w:top w:type="dxa" w:w="35"/>
+              <w:top w:type="dxa" w:w="25"/>
               <w:left w:type="dxa" w:w="110"/>
-              <w:bottom w:type="dxa" w:w="45"/>
-              <w:right w:type="dxa" w:w="90"/>
-            </w:tcMar>
-            <w:vAlign w:val="top"/>
-          </w:tcPr>
-          <w:p>
-            <w:pPr>
-              <w:spacing w:after="10"/>
+              <w:bottom w:type="dxa" w:w="30"/>
+              <w:right w:type="dxa" w:w="90"/>
+            </w:tcMar>
+            <w:vAlign w:val="top"/>
+          </w:tcPr>
+          <w:p>
+            <w:pPr>
+              <w:spacing w:after="0"/>
             </w:pPr>
             <w:r>
               <w:rPr>
@@ -9132,7 +9132,7 @@
     </w:tbl>
     <w:p>
       <w:pPr>
-        <w:spacing w:after="40"/>
+        <w:spacing w:after="24"/>
       </w:pPr>
     </w:p>
     <w:tbl>
@@ -9161,9 +9161,9 @@
             <w:tcW w:type="dxa" w:w="3000"/>
             <w:shd w:fill="E6E6E6" w:color="auto" w:val="clear"/>
             <w:tcMar>
-              <w:top w:type="dxa" w:w="30"/>
+              <w:top w:type="dxa" w:w="20"/>
               <w:left w:type="dxa" w:w="110"/>
-              <w:bottom w:type="dxa" w:w="30"/>
+              <w:bottom w:type="dxa" w:w="20"/>
               <w:right w:type="dxa" w:w="90"/>
             </w:tcMar>
             <w:vAlign w:val="center"/>
@@ -9191,9 +9191,9 @@
             <w:gridSpan w:val="2"/>
             <w:shd w:fill="E6E6E6" w:color="auto" w:val="clear"/>
             <w:tcMar>
-              <w:top w:type="dxa" w:w="30"/>
+              <w:top w:type="dxa" w:w="20"/>
               <w:left w:type="dxa" w:w="110"/>
-              <w:bottom w:type="dxa" w:w="30"/>
+              <w:bottom w:type="dxa" w:w="20"/>
               <w:right w:type="dxa" w:w="90"/>
             </w:tcMar>
             <w:vAlign w:val="center"/>
@@ -9224,16 +9224,16 @@
           <w:tcPr>
             <w:tcW w:type="dxa" w:w="3000"/>
             <w:tcMar>
-              <w:top w:type="dxa" w:w="35"/>
+              <w:top w:type="dxa" w:w="25"/>
               <w:left w:type="dxa" w:w="110"/>
-              <w:bottom w:type="dxa" w:w="45"/>
-              <w:right w:type="dxa" w:w="90"/>
-            </w:tcMar>
-            <w:vAlign w:val="top"/>
-          </w:tcPr>
-          <w:p>
-            <w:pPr>
-              <w:spacing w:after="10"/>
+              <w:bottom w:type="dxa" w:w="30"/>
+              <w:right w:type="dxa" w:w="90"/>
+            </w:tcMar>
+            <w:vAlign w:val="top"/>
+          </w:tcPr>
+          <w:p>
+            <w:pPr>
+              <w:spacing w:after="0"/>
             </w:pPr>
             <w:r>
               <w:rPr>
@@ -9269,16 +9269,16 @@
           <w:tcPr>
             <w:tcW w:type="dxa" w:w="3000"/>
             <w:tcMar>
-              <w:top w:type="dxa" w:w="35"/>
+              <w:top w:type="dxa" w:w="25"/>
               <w:left w:type="dxa" w:w="110"/>
-              <w:bottom w:type="dxa" w:w="45"/>
-              <w:right w:type="dxa" w:w="90"/>
-            </w:tcMar>
-            <w:vAlign w:val="top"/>
-          </w:tcPr>
-          <w:p>
-            <w:pPr>
-              <w:spacing w:after="10"/>
+              <w:bottom w:type="dxa" w:w="30"/>
+              <w:right w:type="dxa" w:w="90"/>
+            </w:tcMar>
+            <w:vAlign w:val="top"/>
+          </w:tcPr>
+          <w:p>
+            <w:pPr>
+              <w:spacing w:after="0"/>
             </w:pPr>
             <w:r>
               <w:rPr>
@@ -9314,16 +9314,16 @@
           <w:tcPr>
             <w:tcW w:type="dxa" w:w="3000"/>
             <w:tcMar>
-              <w:top w:type="dxa" w:w="35"/>
+              <w:top w:type="dxa" w:w="25"/>
               <w:left w:type="dxa" w:w="110"/>
-              <w:bottom w:type="dxa" w:w="45"/>
-              <w:right w:type="dxa" w:w="90"/>
-            </w:tcMar>
-            <w:vAlign w:val="top"/>
-          </w:tcPr>
-          <w:p>
-            <w:pPr>
-              <w:spacing w:after="10"/>
+              <w:bottom w:type="dxa" w:w="30"/>
+              <w:right w:type="dxa" w:w="90"/>
+            </w:tcMar>
+            <w:vAlign w:val="top"/>
+          </w:tcPr>
+          <w:p>
+            <w:pPr>
+              <w:spacing w:after="0"/>
             </w:pPr>
             <w:r>
               <w:rPr>
@@ -9408,16 +9408,16 @@
           <w:tcPr>
             <w:tcW w:type="dxa" w:w="3000"/>
             <w:tcMar>
-              <w:top w:type="dxa" w:w="35"/>
+              <w:top w:type="dxa" w:w="25"/>
               <w:left w:type="dxa" w:w="110"/>
-              <w:bottom w:type="dxa" w:w="45"/>
-              <w:right w:type="dxa" w:w="90"/>
-            </w:tcMar>
-            <w:vAlign w:val="top"/>
-          </w:tcPr>
-          <w:p>
-            <w:pPr>
-              <w:spacing w:after="10"/>
+              <w:bottom w:type="dxa" w:w="30"/>
+              <w:right w:type="dxa" w:w="90"/>
+            </w:tcMar>
+            <w:vAlign w:val="top"/>
+          </w:tcPr>
+          <w:p>
+            <w:pPr>
+              <w:spacing w:after="0"/>
             </w:pPr>
             <w:r>
               <w:rPr>
@@ -9453,16 +9453,16 @@
           <w:tcPr>
             <w:tcW w:type="dxa" w:w="3000"/>
             <w:tcMar>
-              <w:top w:type="dxa" w:w="35"/>
+              <w:top w:type="dxa" w:w="25"/>
               <w:left w:type="dxa" w:w="110"/>
-              <w:bottom w:type="dxa" w:w="45"/>
-              <w:right w:type="dxa" w:w="90"/>
-            </w:tcMar>
-            <w:vAlign w:val="top"/>
-          </w:tcPr>
-          <w:p>
-            <w:pPr>
-              <w:spacing w:after="10"/>
+              <w:bottom w:type="dxa" w:w="30"/>
+              <w:right w:type="dxa" w:w="90"/>
+            </w:tcMar>
+            <w:vAlign w:val="top"/>
+          </w:tcPr>
+          <w:p>
+            <w:pPr>
+              <w:spacing w:after="0"/>
             </w:pPr>
             <w:r>
               <w:rPr>
@@ -9498,16 +9498,16 @@
           <w:tcPr>
             <w:tcW w:type="dxa" w:w="3000"/>
             <w:tcMar>
-              <w:top w:type="dxa" w:w="35"/>
+              <w:top w:type="dxa" w:w="25"/>
               <w:left w:type="dxa" w:w="110"/>
-              <w:bottom w:type="dxa" w:w="45"/>
-              <w:right w:type="dxa" w:w="90"/>
-            </w:tcMar>
-            <w:vAlign w:val="top"/>
-          </w:tcPr>
-          <w:p>
-            <w:pPr>
-              <w:spacing w:after="10"/>
+              <w:bottom w:type="dxa" w:w="30"/>
+              <w:right w:type="dxa" w:w="90"/>
+            </w:tcMar>
+            <w:vAlign w:val="top"/>
+          </w:tcPr>
+          <w:p>
+            <w:pPr>
+              <w:spacing w:after="0"/>
             </w:pPr>
             <w:r>
               <w:rPr>
@@ -9543,7 +9543,7 @@
     </w:tbl>
     <w:p>
       <w:pPr>
-        <w:spacing w:after="40"/>
+        <w:spacing w:after="24"/>
       </w:pPr>
     </w:p>
     <w:tbl>
@@ -9572,9 +9572,9 @@
             <w:tcW w:type="dxa" w:w="3000"/>
             <w:shd w:fill="E6E6E6" w:color="auto" w:val="clear"/>
             <w:tcMar>
-              <w:top w:type="dxa" w:w="30"/>
+              <w:top w:type="dxa" w:w="20"/>
               <w:left w:type="dxa" w:w="110"/>
-              <w:bottom w:type="dxa" w:w="30"/>
+              <w:bottom w:type="dxa" w:w="20"/>
               <w:right w:type="dxa" w:w="90"/>
             </w:tcMar>
             <w:vAlign w:val="center"/>
@@ -9602,9 +9602,9 @@
             <w:gridSpan w:val="2"/>
             <w:shd w:fill="E6E6E6" w:color="auto" w:val="clear"/>
             <w:tcMar>
-              <w:top w:type="dxa" w:w="30"/>
+              <w:top w:type="dxa" w:w="20"/>
               <w:left w:type="dxa" w:w="110"/>
-              <w:bottom w:type="dxa" w:w="30"/>
+              <w:bottom w:type="dxa" w:w="20"/>
               <w:right w:type="dxa" w:w="90"/>
             </w:tcMar>
             <w:vAlign w:val="center"/>
@@ -9635,16 +9635,16 @@
           <w:tcPr>
             <w:tcW w:type="dxa" w:w="3000"/>
             <w:tcMar>
-              <w:top w:type="dxa" w:w="35"/>
+              <w:top w:type="dxa" w:w="25"/>
               <w:left w:type="dxa" w:w="110"/>
-              <w:bottom w:type="dxa" w:w="45"/>
-              <w:right w:type="dxa" w:w="90"/>
-            </w:tcMar>
-            <w:vAlign w:val="top"/>
-          </w:tcPr>
-          <w:p>
-            <w:pPr>
-              <w:spacing w:after="10"/>
+              <w:bottom w:type="dxa" w:w="30"/>
+              <w:right w:type="dxa" w:w="90"/>
+            </w:tcMar>
+            <w:vAlign w:val="top"/>
+          </w:tcPr>
+          <w:p>
+            <w:pPr>
+              <w:spacing w:after="0"/>
             </w:pPr>
             <w:r>
               <w:rPr>
@@ -9680,16 +9680,16 @@
           <w:tcPr>
             <w:tcW w:type="dxa" w:w="3000"/>
             <w:tcMar>
-              <w:top w:type="dxa" w:w="35"/>
+              <w:top w:type="dxa" w:w="25"/>
               <w:left w:type="dxa" w:w="110"/>
-              <w:bottom w:type="dxa" w:w="45"/>
-              <w:right w:type="dxa" w:w="90"/>
-            </w:tcMar>
-            <w:vAlign w:val="top"/>
-          </w:tcPr>
-          <w:p>
-            <w:pPr>
-              <w:spacing w:after="10"/>
+              <w:bottom w:type="dxa" w:w="30"/>
+              <w:right w:type="dxa" w:w="90"/>
+            </w:tcMar>
+            <w:vAlign w:val="top"/>
+          </w:tcPr>
+          <w:p>
+            <w:pPr>
+              <w:spacing w:after="0"/>
             </w:pPr>
             <w:r>
               <w:rPr>
@@ -9725,16 +9725,16 @@
           <w:tcPr>
             <w:tcW w:type="dxa" w:w="3000"/>
             <w:tcMar>
-              <w:top w:type="dxa" w:w="35"/>
+              <w:top w:type="dxa" w:w="25"/>
               <w:left w:type="dxa" w:w="110"/>
-              <w:bottom w:type="dxa" w:w="45"/>
-              <w:right w:type="dxa" w:w="90"/>
-            </w:tcMar>
-            <w:vAlign w:val="top"/>
-          </w:tcPr>
-          <w:p>
-            <w:pPr>
-              <w:spacing w:after="10"/>
+              <w:bottom w:type="dxa" w:w="30"/>
+              <w:right w:type="dxa" w:w="90"/>
+            </w:tcMar>
+            <w:vAlign w:val="top"/>
+          </w:tcPr>
+          <w:p>
+            <w:pPr>
+              <w:spacing w:after="0"/>
             </w:pPr>
             <w:r>
               <w:rPr>
@@ -9819,16 +9819,16 @@
           <w:tcPr>
             <w:tcW w:type="dxa" w:w="3000"/>
             <w:tcMar>
-              <w:top w:type="dxa" w:w="35"/>
+              <w:top w:type="dxa" w:w="25"/>
               <w:left w:type="dxa" w:w="110"/>
-              <w:bottom w:type="dxa" w:w="45"/>
-              <w:right w:type="dxa" w:w="90"/>
-            </w:tcMar>
-            <w:vAlign w:val="top"/>
-          </w:tcPr>
-          <w:p>
-            <w:pPr>
-              <w:spacing w:after="10"/>
+              <w:bottom w:type="dxa" w:w="30"/>
+              <w:right w:type="dxa" w:w="90"/>
+            </w:tcMar>
+            <w:vAlign w:val="top"/>
+          </w:tcPr>
+          <w:p>
+            <w:pPr>
+              <w:spacing w:after="0"/>
             </w:pPr>
             <w:r>
               <w:rPr>
@@ -9864,16 +9864,16 @@
           <w:tcPr>
             <w:tcW w:type="dxa" w:w="3000"/>
             <w:tcMar>
-              <w:top w:type="dxa" w:w="35"/>
+              <w:top w:type="dxa" w:w="25"/>
               <w:left w:type="dxa" w:w="110"/>
-              <w:bottom w:type="dxa" w:w="45"/>
-              <w:right w:type="dxa" w:w="90"/>
-            </w:tcMar>
-            <w:vAlign w:val="top"/>
-          </w:tcPr>
-          <w:p>
-            <w:pPr>
-              <w:spacing w:after="10"/>
+              <w:bottom w:type="dxa" w:w="30"/>
+              <w:right w:type="dxa" w:w="90"/>
+            </w:tcMar>
+            <w:vAlign w:val="top"/>
+          </w:tcPr>
+          <w:p>
+            <w:pPr>
+              <w:spacing w:after="0"/>
             </w:pPr>
             <w:r>
               <w:rPr>
@@ -9909,16 +9909,16 @@
           <w:tcPr>
             <w:tcW w:type="dxa" w:w="3000"/>
             <w:tcMar>
-              <w:top w:type="dxa" w:w="35"/>
+              <w:top w:type="dxa" w:w="25"/>
               <w:left w:type="dxa" w:w="110"/>
-              <w:bottom w:type="dxa" w:w="45"/>
-              <w:right w:type="dxa" w:w="90"/>
-            </w:tcMar>
-            <w:vAlign w:val="top"/>
-          </w:tcPr>
-          <w:p>
-            <w:pPr>
-              <w:spacing w:after="10"/>
+              <w:bottom w:type="dxa" w:w="30"/>
+              <w:right w:type="dxa" w:w="90"/>
+            </w:tcMar>
+            <w:vAlign w:val="top"/>
+          </w:tcPr>
+          <w:p>
+            <w:pPr>
+              <w:spacing w:after="0"/>
             </w:pPr>
             <w:r>
               <w:rPr>
@@ -9954,7 +9954,7 @@
     </w:tbl>
     <w:p>
       <w:pPr>
-        <w:spacing w:after="40"/>
+        <w:spacing w:after="24"/>
       </w:pPr>
     </w:p>
     <w:tbl>
@@ -9983,9 +9983,9 @@
             <w:tcW w:type="dxa" w:w="3000"/>
             <w:shd w:fill="E6E6E6" w:color="auto" w:val="clear"/>
             <w:tcMar>
-              <w:top w:type="dxa" w:w="30"/>
+              <w:top w:type="dxa" w:w="20"/>
               <w:left w:type="dxa" w:w="110"/>
-              <w:bottom w:type="dxa" w:w="30"/>
+              <w:bottom w:type="dxa" w:w="20"/>
               <w:right w:type="dxa" w:w="90"/>
             </w:tcMar>
             <w:vAlign w:val="center"/>
@@ -10013,9 +10013,9 @@
             <w:gridSpan w:val="2"/>
             <w:shd w:fill="E6E6E6" w:color="auto" w:val="clear"/>
             <w:tcMar>
-              <w:top w:type="dxa" w:w="30"/>
+              <w:top w:type="dxa" w:w="20"/>
               <w:left w:type="dxa" w:w="110"/>
-              <w:bottom w:type="dxa" w:w="30"/>
+              <w:bottom w:type="dxa" w:w="20"/>
               <w:right w:type="dxa" w:w="90"/>
             </w:tcMar>
             <w:vAlign w:val="center"/>
@@ -10046,16 +10046,16 @@
           <w:tcPr>
             <w:tcW w:type="dxa" w:w="3000"/>
             <w:tcMar>
-              <w:top w:type="dxa" w:w="35"/>
+              <w:top w:type="dxa" w:w="25"/>
               <w:left w:type="dxa" w:w="110"/>
-              <w:bottom w:type="dxa" w:w="45"/>
-              <w:right w:type="dxa" w:w="90"/>
-            </w:tcMar>
-            <w:vAlign w:val="top"/>
-          </w:tcPr>
-          <w:p>
-            <w:pPr>
-              <w:spacing w:after="10"/>
+              <w:bottom w:type="dxa" w:w="30"/>
+              <w:right w:type="dxa" w:w="90"/>
+            </w:tcMar>
+            <w:vAlign w:val="top"/>
+          </w:tcPr>
+          <w:p>
+            <w:pPr>
+              <w:spacing w:after="0"/>
             </w:pPr>
             <w:r>
               <w:rPr>
@@ -10091,16 +10091,16 @@
           <w:tcPr>
             <w:tcW w:type="dxa" w:w="3000"/>
             <w:tcMar>
-              <w:top w:type="dxa" w:w="35"/>
+              <w:top w:type="dxa" w:w="25"/>
               <w:left w:type="dxa" w:w="110"/>
-              <w:bottom w:type="dxa" w:w="45"/>
-              <w:right w:type="dxa" w:w="90"/>
-            </w:tcMar>
-            <w:vAlign w:val="top"/>
-          </w:tcPr>
-          <w:p>
-            <w:pPr>
-              <w:spacing w:after="10"/>
+              <w:bottom w:type="dxa" w:w="30"/>
+              <w:right w:type="dxa" w:w="90"/>
+            </w:tcMar>
+            <w:vAlign w:val="top"/>
+          </w:tcPr>
+          <w:p>
+            <w:pPr>
+              <w:spacing w:after="0"/>
             </w:pPr>
             <w:r>
               <w:rPr>
@@ -10136,16 +10136,16 @@
           <w:tcPr>
             <w:tcW w:type="dxa" w:w="3000"/>
             <w:tcMar>
-              <w:top w:type="dxa" w:w="35"/>
+              <w:top w:type="dxa" w:w="25"/>
               <w:left w:type="dxa" w:w="110"/>
-              <w:bottom w:type="dxa" w:w="45"/>
-              <w:right w:type="dxa" w:w="90"/>
-            </w:tcMar>
-            <w:vAlign w:val="top"/>
-          </w:tcPr>
-          <w:p>
-            <w:pPr>
-              <w:spacing w:after="10"/>
+              <w:bottom w:type="dxa" w:w="30"/>
+              <w:right w:type="dxa" w:w="90"/>
+            </w:tcMar>
+            <w:vAlign w:val="top"/>
+          </w:tcPr>
+          <w:p>
+            <w:pPr>
+              <w:spacing w:after="0"/>
             </w:pPr>
             <w:r>
               <w:rPr>
@@ -10230,16 +10230,16 @@
           <w:tcPr>
             <w:tcW w:type="dxa" w:w="3000"/>
             <w:tcMar>
-              <w:top w:type="dxa" w:w="35"/>
+              <w:top w:type="dxa" w:w="25"/>
               <w:left w:type="dxa" w:w="110"/>
-              <w:bottom w:type="dxa" w:w="45"/>
-              <w:right w:type="dxa" w:w="90"/>
-            </w:tcMar>
-            <w:vAlign w:val="top"/>
-          </w:tcPr>
-          <w:p>
-            <w:pPr>
-              <w:spacing w:after="10"/>
+              <w:bottom w:type="dxa" w:w="30"/>
+              <w:right w:type="dxa" w:w="90"/>
+            </w:tcMar>
+            <w:vAlign w:val="top"/>
+          </w:tcPr>
+          <w:p>
+            <w:pPr>
+              <w:spacing w:after="0"/>
             </w:pPr>
             <w:r>
               <w:rPr>
@@ -10275,16 +10275,16 @@
           <w:tcPr>
             <w:tcW w:type="dxa" w:w="3000"/>
             <w:tcMar>
-              <w:top w:type="dxa" w:w="35"/>
+              <w:top w:type="dxa" w:w="25"/>
               <w:left w:type="dxa" w:w="110"/>
-              <w:bottom w:type="dxa" w:w="45"/>
-              <w:right w:type="dxa" w:w="90"/>
-            </w:tcMar>
-            <w:vAlign w:val="top"/>
-          </w:tcPr>
-          <w:p>
-            <w:pPr>
-              <w:spacing w:after="10"/>
+              <w:bottom w:type="dxa" w:w="30"/>
+              <w:right w:type="dxa" w:w="90"/>
+            </w:tcMar>
+            <w:vAlign w:val="top"/>
+          </w:tcPr>
+          <w:p>
+            <w:pPr>
+              <w:spacing w:after="0"/>
             </w:pPr>
             <w:r>
               <w:rPr>
@@ -10320,16 +10320,16 @@
           <w:tcPr>
             <w:tcW w:type="dxa" w:w="3000"/>
             <w:tcMar>
-              <w:top w:type="dxa" w:w="35"/>
+              <w:top w:type="dxa" w:w="25"/>
               <w:left w:type="dxa" w:w="110"/>
-              <w:bottom w:type="dxa" w:w="45"/>
-              <w:right w:type="dxa" w:w="90"/>
-            </w:tcMar>
-            <w:vAlign w:val="top"/>
-          </w:tcPr>
-          <w:p>
-            <w:pPr>
-              <w:spacing w:after="10"/>
+              <w:bottom w:type="dxa" w:w="30"/>
+              <w:right w:type="dxa" w:w="90"/>
+            </w:tcMar>
+            <w:vAlign w:val="top"/>
+          </w:tcPr>
+          <w:p>
+            <w:pPr>
+              <w:spacing w:after="0"/>
             </w:pPr>
             <w:r>
               <w:rPr>
@@ -10365,7 +10365,7 @@
     </w:tbl>
     <w:p>
       <w:pPr>
-        <w:spacing w:after="40"/>
+        <w:spacing w:after="24"/>
       </w:pPr>
     </w:p>
     <w:tbl>
@@ -10394,9 +10394,9 @@
             <w:tcW w:type="dxa" w:w="3000"/>
             <w:shd w:fill="E6E6E6" w:color="auto" w:val="clear"/>
             <w:tcMar>
-              <w:top w:type="dxa" w:w="30"/>
+              <w:top w:type="dxa" w:w="20"/>
               <w:left w:type="dxa" w:w="110"/>
-              <w:bottom w:type="dxa" w:w="30"/>
+              <w:bottom w:type="dxa" w:w="20"/>
               <w:right w:type="dxa" w:w="90"/>
             </w:tcMar>
             <w:vAlign w:val="center"/>
@@ -10424,9 +10424,9 @@
             <w:gridSpan w:val="2"/>
             <w:shd w:fill="E6E6E6" w:color="auto" w:val="clear"/>
             <w:tcMar>
-              <w:top w:type="dxa" w:w="30"/>
+              <w:top w:type="dxa" w:w="20"/>
               <w:left w:type="dxa" w:w="110"/>
-              <w:bottom w:type="dxa" w:w="30"/>
+              <w:bottom w:type="dxa" w:w="20"/>
               <w:right w:type="dxa" w:w="90"/>
             </w:tcMar>
             <w:vAlign w:val="center"/>
@@ -10457,16 +10457,16 @@
           <w:tcPr>
             <w:tcW w:type="dxa" w:w="3000"/>
             <w:tcMar>
-              <w:top w:type="dxa" w:w="35"/>
+              <w:top w:type="dxa" w:w="25"/>
               <w:left w:type="dxa" w:w="110"/>
-              <w:bottom w:type="dxa" w:w="45"/>
-              <w:right w:type="dxa" w:w="90"/>
-            </w:tcMar>
-            <w:vAlign w:val="top"/>
-          </w:tcPr>
-          <w:p>
-            <w:pPr>
-              <w:spacing w:after="10"/>
+              <w:bottom w:type="dxa" w:w="30"/>
+              <w:right w:type="dxa" w:w="90"/>
+            </w:tcMar>
+            <w:vAlign w:val="top"/>
+          </w:tcPr>
+          <w:p>
+            <w:pPr>
+              <w:spacing w:after="0"/>
             </w:pPr>
             <w:r>
               <w:rPr>
@@ -10502,16 +10502,16 @@
           <w:tcPr>
             <w:tcW w:type="dxa" w:w="3000"/>
             <w:tcMar>
-              <w:top w:type="dxa" w:w="35"/>
+              <w:top w:type="dxa" w:w="25"/>
               <w:left w:type="dxa" w:w="110"/>
-              <w:bottom w:type="dxa" w:w="45"/>
-              <w:right w:type="dxa" w:w="90"/>
-            </w:tcMar>
-            <w:vAlign w:val="top"/>
-          </w:tcPr>
-          <w:p>
-            <w:pPr>
-              <w:spacing w:after="10"/>
+              <w:bottom w:type="dxa" w:w="30"/>
+              <w:right w:type="dxa" w:w="90"/>
+            </w:tcMar>
+            <w:vAlign w:val="top"/>
+          </w:tcPr>
+          <w:p>
+            <w:pPr>
+              <w:spacing w:after="0"/>
             </w:pPr>
             <w:r>
               <w:rPr>
@@ -10547,16 +10547,16 @@
           <w:tcPr>
             <w:tcW w:type="dxa" w:w="3000"/>
             <w:tcMar>
-              <w:top w:type="dxa" w:w="35"/>
+              <w:top w:type="dxa" w:w="25"/>
               <w:left w:type="dxa" w:w="110"/>
-              <w:bottom w:type="dxa" w:w="45"/>
-              <w:right w:type="dxa" w:w="90"/>
-            </w:tcMar>
-            <w:vAlign w:val="top"/>
-          </w:tcPr>
-          <w:p>
-            <w:pPr>
-              <w:spacing w:after="10"/>
+              <w:bottom w:type="dxa" w:w="30"/>
+              <w:right w:type="dxa" w:w="90"/>
+            </w:tcMar>
+            <w:vAlign w:val="top"/>
+          </w:tcPr>
+          <w:p>
+            <w:pPr>
+              <w:spacing w:after="0"/>
             </w:pPr>
             <w:r>
               <w:rPr>
@@ -10641,16 +10641,16 @@
           <w:tcPr>
             <w:tcW w:type="dxa" w:w="3000"/>
             <w:tcMar>
-              <w:top w:type="dxa" w:w="35"/>
+              <w:top w:type="dxa" w:w="25"/>
               <w:left w:type="dxa" w:w="110"/>
-              <w:bottom w:type="dxa" w:w="45"/>
-              <w:right w:type="dxa" w:w="90"/>
-            </w:tcMar>
-            <w:vAlign w:val="top"/>
-          </w:tcPr>
-          <w:p>
-            <w:pPr>
-              <w:spacing w:after="10"/>
+              <w:bottom w:type="dxa" w:w="30"/>
+              <w:right w:type="dxa" w:w="90"/>
+            </w:tcMar>
+            <w:vAlign w:val="top"/>
+          </w:tcPr>
+          <w:p>
+            <w:pPr>
+              <w:spacing w:after="0"/>
             </w:pPr>
             <w:r>
               <w:rPr>
@@ -10686,16 +10686,16 @@
           <w:tcPr>
             <w:tcW w:type="dxa" w:w="3000"/>
             <w:tcMar>
-              <w:top w:type="dxa" w:w="35"/>
+              <w:top w:type="dxa" w:w="25"/>
               <w:left w:type="dxa" w:w="110"/>
-              <w:bottom w:type="dxa" w:w="45"/>
-              <w:right w:type="dxa" w:w="90"/>
-            </w:tcMar>
-            <w:vAlign w:val="top"/>
-          </w:tcPr>
-          <w:p>
-            <w:pPr>
-              <w:spacing w:after="10"/>
+              <w:bottom w:type="dxa" w:w="30"/>
+              <w:right w:type="dxa" w:w="90"/>
+            </w:tcMar>
+            <w:vAlign w:val="top"/>
+          </w:tcPr>
+          <w:p>
+            <w:pPr>
+              <w:spacing w:after="0"/>
             </w:pPr>
             <w:r>
               <w:rPr>
@@ -10731,16 +10731,16 @@
           <w:tcPr>
             <w:tcW w:type="dxa" w:w="3000"/>
             <w:tcMar>
-              <w:top w:type="dxa" w:w="35"/>
+              <w:top w:type="dxa" w:w="25"/>
               <w:left w:type="dxa" w:w="110"/>
-              <w:bottom w:type="dxa" w:w="45"/>
-              <w:right w:type="dxa" w:w="90"/>
-            </w:tcMar>
-            <w:vAlign w:val="top"/>
-          </w:tcPr>
-          <w:p>
-            <w:pPr>
-              <w:spacing w:after="10"/>
+              <w:bottom w:type="dxa" w:w="30"/>
+              <w:right w:type="dxa" w:w="90"/>
+            </w:tcMar>
+            <w:vAlign w:val="top"/>
+          </w:tcPr>
+          <w:p>
+            <w:pPr>
+              <w:spacing w:after="0"/>
             </w:pPr>
             <w:r>
               <w:rPr>
@@ -10899,7 +10899,7 @@
           <w:sz w:val="18"/>
           <w:szCs w:val="18"/>
         </w:rPr>
-        <w:t xml:space="preserve">Later faults: two values, other sectors, a REFERENCE that points on, or TIME-CRITICAL. "ASK MED → …": the Liaison asks Medical for that reference; the answer is a number or a sector's name to follow.</w:t>
+        <w:t xml:space="preserve">Later faults: two or three values, other sectors, a REFERENCE that points on, or TIME-CRITICAL. "ASK MED → …": the Liaison asks Medical for that reference; the answer is a number or a sector's name to follow.</w:t>
       </w:r>
     </w:p>
     <w:tbl>
@@ -10928,9 +10928,9 @@
             <w:tcW w:type="dxa" w:w="3000"/>
             <w:shd w:fill="E6E6E6" w:color="auto" w:val="clear"/>
             <w:tcMar>
-              <w:top w:type="dxa" w:w="30"/>
+              <w:top w:type="dxa" w:w="20"/>
               <w:left w:type="dxa" w:w="110"/>
-              <w:bottom w:type="dxa" w:w="30"/>
+              <w:bottom w:type="dxa" w:w="20"/>
               <w:right w:type="dxa" w:w="90"/>
             </w:tcMar>
             <w:vAlign w:val="center"/>
@@ -10958,9 +10958,9 @@
             <w:gridSpan w:val="2"/>
             <w:shd w:fill="E6E6E6" w:color="auto" w:val="clear"/>
             <w:tcMar>
-              <w:top w:type="dxa" w:w="30"/>
+              <w:top w:type="dxa" w:w="20"/>
               <w:left w:type="dxa" w:w="110"/>
-              <w:bottom w:type="dxa" w:w="30"/>
+              <w:bottom w:type="dxa" w:w="20"/>
               <w:right w:type="dxa" w:w="90"/>
             </w:tcMar>
             <w:vAlign w:val="center"/>
@@ -10991,16 +10991,16 @@
           <w:tcPr>
             <w:tcW w:type="dxa" w:w="3000"/>
             <w:tcMar>
-              <w:top w:type="dxa" w:w="35"/>
+              <w:top w:type="dxa" w:w="25"/>
               <w:left w:type="dxa" w:w="110"/>
-              <w:bottom w:type="dxa" w:w="45"/>
-              <w:right w:type="dxa" w:w="90"/>
-            </w:tcMar>
-            <w:vAlign w:val="top"/>
-          </w:tcPr>
-          <w:p>
-            <w:pPr>
-              <w:spacing w:after="10"/>
+              <w:bottom w:type="dxa" w:w="30"/>
+              <w:right w:type="dxa" w:w="90"/>
+            </w:tcMar>
+            <w:vAlign w:val="top"/>
+          </w:tcPr>
+          <w:p>
+            <w:pPr>
+              <w:spacing w:after="0"/>
             </w:pPr>
             <w:r>
               <w:rPr>
@@ -11036,16 +11036,16 @@
           <w:tcPr>
             <w:tcW w:type="dxa" w:w="3000"/>
             <w:tcMar>
-              <w:top w:type="dxa" w:w="35"/>
+              <w:top w:type="dxa" w:w="25"/>
               <w:left w:type="dxa" w:w="110"/>
-              <w:bottom w:type="dxa" w:w="45"/>
-              <w:right w:type="dxa" w:w="90"/>
-            </w:tcMar>
-            <w:vAlign w:val="top"/>
-          </w:tcPr>
-          <w:p>
-            <w:pPr>
-              <w:spacing w:after="10"/>
+              <w:bottom w:type="dxa" w:w="30"/>
+              <w:right w:type="dxa" w:w="90"/>
+            </w:tcMar>
+            <w:vAlign w:val="top"/>
+          </w:tcPr>
+          <w:p>
+            <w:pPr>
+              <w:spacing w:after="0"/>
             </w:pPr>
             <w:r>
               <w:rPr>
@@ -11081,16 +11081,16 @@
           <w:tcPr>
             <w:tcW w:type="dxa" w:w="3000"/>
             <w:tcMar>
-              <w:top w:type="dxa" w:w="35"/>
+              <w:top w:type="dxa" w:w="25"/>
               <w:left w:type="dxa" w:w="110"/>
-              <w:bottom w:type="dxa" w:w="45"/>
-              <w:right w:type="dxa" w:w="90"/>
-            </w:tcMar>
-            <w:vAlign w:val="top"/>
-          </w:tcPr>
-          <w:p>
-            <w:pPr>
-              <w:spacing w:after="10"/>
+              <w:bottom w:type="dxa" w:w="30"/>
+              <w:right w:type="dxa" w:w="90"/>
+            </w:tcMar>
+            <w:vAlign w:val="top"/>
+          </w:tcPr>
+          <w:p>
+            <w:pPr>
+              <w:spacing w:after="0"/>
             </w:pPr>
             <w:r>
               <w:rPr>
@@ -11175,16 +11175,16 @@
           <w:tcPr>
             <w:tcW w:type="dxa" w:w="3000"/>
             <w:tcMar>
-              <w:top w:type="dxa" w:w="35"/>
+              <w:top w:type="dxa" w:w="25"/>
               <w:left w:type="dxa" w:w="110"/>
-              <w:bottom w:type="dxa" w:w="45"/>
-              <w:right w:type="dxa" w:w="90"/>
-            </w:tcMar>
-            <w:vAlign w:val="top"/>
-          </w:tcPr>
-          <w:p>
-            <w:pPr>
-              <w:spacing w:after="10"/>
+              <w:bottom w:type="dxa" w:w="30"/>
+              <w:right w:type="dxa" w:w="90"/>
+            </w:tcMar>
+            <w:vAlign w:val="top"/>
+          </w:tcPr>
+          <w:p>
+            <w:pPr>
+              <w:spacing w:after="0"/>
             </w:pPr>
             <w:r>
               <w:rPr>
@@ -11220,16 +11220,16 @@
           <w:tcPr>
             <w:tcW w:type="dxa" w:w="3000"/>
             <w:tcMar>
-              <w:top w:type="dxa" w:w="35"/>
+              <w:top w:type="dxa" w:w="25"/>
               <w:left w:type="dxa" w:w="110"/>
-              <w:bottom w:type="dxa" w:w="45"/>
-              <w:right w:type="dxa" w:w="90"/>
-            </w:tcMar>
-            <w:vAlign w:val="top"/>
-          </w:tcPr>
-          <w:p>
-            <w:pPr>
-              <w:spacing w:after="10"/>
+              <w:bottom w:type="dxa" w:w="30"/>
+              <w:right w:type="dxa" w:w="90"/>
+            </w:tcMar>
+            <w:vAlign w:val="top"/>
+          </w:tcPr>
+          <w:p>
+            <w:pPr>
+              <w:spacing w:after="0"/>
             </w:pPr>
             <w:r>
               <w:rPr>
@@ -11265,16 +11265,16 @@
           <w:tcPr>
             <w:tcW w:type="dxa" w:w="3000"/>
             <w:tcMar>
-              <w:top w:type="dxa" w:w="35"/>
+              <w:top w:type="dxa" w:w="25"/>
               <w:left w:type="dxa" w:w="110"/>
-              <w:bottom w:type="dxa" w:w="45"/>
-              <w:right w:type="dxa" w:w="90"/>
-            </w:tcMar>
-            <w:vAlign w:val="top"/>
-          </w:tcPr>
-          <w:p>
-            <w:pPr>
-              <w:spacing w:after="10"/>
+              <w:bottom w:type="dxa" w:w="30"/>
+              <w:right w:type="dxa" w:w="90"/>
+            </w:tcMar>
+            <w:vAlign w:val="top"/>
+          </w:tcPr>
+          <w:p>
+            <w:pPr>
+              <w:spacing w:after="0"/>
             </w:pPr>
             <w:r>
               <w:rPr>
@@ -11310,7 +11310,7 @@
     </w:tbl>
     <w:p>
       <w:pPr>
-        <w:spacing w:after="40"/>
+        <w:spacing w:after="24"/>
       </w:pPr>
     </w:p>
     <w:tbl>
@@ -11339,9 +11339,9 @@
             <w:tcW w:type="dxa" w:w="3000"/>
             <w:shd w:fill="E6E6E6" w:color="auto" w:val="clear"/>
             <w:tcMar>
-              <w:top w:type="dxa" w:w="30"/>
+              <w:top w:type="dxa" w:w="20"/>
               <w:left w:type="dxa" w:w="110"/>
-              <w:bottom w:type="dxa" w:w="30"/>
+              <w:bottom w:type="dxa" w:w="20"/>
               <w:right w:type="dxa" w:w="90"/>
             </w:tcMar>
             <w:vAlign w:val="center"/>
@@ -11369,9 +11369,9 @@
             <w:gridSpan w:val="2"/>
             <w:shd w:fill="E6E6E6" w:color="auto" w:val="clear"/>
             <w:tcMar>
-              <w:top w:type="dxa" w:w="30"/>
+              <w:top w:type="dxa" w:w="20"/>
               <w:left w:type="dxa" w:w="110"/>
-              <w:bottom w:type="dxa" w:w="30"/>
+              <w:bottom w:type="dxa" w:w="20"/>
               <w:right w:type="dxa" w:w="90"/>
             </w:tcMar>
             <w:vAlign w:val="center"/>
@@ -11402,16 +11402,16 @@
           <w:tcPr>
             <w:tcW w:type="dxa" w:w="3000"/>
             <w:tcMar>
-              <w:top w:type="dxa" w:w="35"/>
+              <w:top w:type="dxa" w:w="25"/>
               <w:left w:type="dxa" w:w="110"/>
-              <w:bottom w:type="dxa" w:w="45"/>
-              <w:right w:type="dxa" w:w="90"/>
-            </w:tcMar>
-            <w:vAlign w:val="top"/>
-          </w:tcPr>
-          <w:p>
-            <w:pPr>
-              <w:spacing w:after="10"/>
+              <w:bottom w:type="dxa" w:w="30"/>
+              <w:right w:type="dxa" w:w="90"/>
+            </w:tcMar>
+            <w:vAlign w:val="top"/>
+          </w:tcPr>
+          <w:p>
+            <w:pPr>
+              <w:spacing w:after="0"/>
             </w:pPr>
             <w:r>
               <w:rPr>
@@ -11447,16 +11447,16 @@
           <w:tcPr>
             <w:tcW w:type="dxa" w:w="3000"/>
             <w:tcMar>
-              <w:top w:type="dxa" w:w="35"/>
+              <w:top w:type="dxa" w:w="25"/>
               <w:left w:type="dxa" w:w="110"/>
-              <w:bottom w:type="dxa" w:w="45"/>
-              <w:right w:type="dxa" w:w="90"/>
-            </w:tcMar>
-            <w:vAlign w:val="top"/>
-          </w:tcPr>
-          <w:p>
-            <w:pPr>
-              <w:spacing w:after="10"/>
+              <w:bottom w:type="dxa" w:w="30"/>
+              <w:right w:type="dxa" w:w="90"/>
+            </w:tcMar>
+            <w:vAlign w:val="top"/>
+          </w:tcPr>
+          <w:p>
+            <w:pPr>
+              <w:spacing w:after="0"/>
             </w:pPr>
             <w:r>
               <w:rPr>
@@ -11492,16 +11492,16 @@
           <w:tcPr>
             <w:tcW w:type="dxa" w:w="3000"/>
             <w:tcMar>
-              <w:top w:type="dxa" w:w="35"/>
+              <w:top w:type="dxa" w:w="25"/>
               <w:left w:type="dxa" w:w="110"/>
-              <w:bottom w:type="dxa" w:w="45"/>
-              <w:right w:type="dxa" w:w="90"/>
-            </w:tcMar>
-            <w:vAlign w:val="top"/>
-          </w:tcPr>
-          <w:p>
-            <w:pPr>
-              <w:spacing w:after="10"/>
+              <w:bottom w:type="dxa" w:w="30"/>
+              <w:right w:type="dxa" w:w="90"/>
+            </w:tcMar>
+            <w:vAlign w:val="top"/>
+          </w:tcPr>
+          <w:p>
+            <w:pPr>
+              <w:spacing w:after="0"/>
             </w:pPr>
             <w:r>
               <w:rPr>
@@ -11586,16 +11586,16 @@
           <w:tcPr>
             <w:tcW w:type="dxa" w:w="3000"/>
             <w:tcMar>
-              <w:top w:type="dxa" w:w="35"/>
+              <w:top w:type="dxa" w:w="25"/>
               <w:left w:type="dxa" w:w="110"/>
-              <w:bottom w:type="dxa" w:w="45"/>
-              <w:right w:type="dxa" w:w="90"/>
-            </w:tcMar>
-            <w:vAlign w:val="top"/>
-          </w:tcPr>
-          <w:p>
-            <w:pPr>
-              <w:spacing w:after="10"/>
+              <w:bottom w:type="dxa" w:w="30"/>
+              <w:right w:type="dxa" w:w="90"/>
+            </w:tcMar>
+            <w:vAlign w:val="top"/>
+          </w:tcPr>
+          <w:p>
+            <w:pPr>
+              <w:spacing w:after="0"/>
             </w:pPr>
             <w:r>
               <w:rPr>
@@ -11647,16 +11647,16 @@
           <w:tcPr>
             <w:tcW w:type="dxa" w:w="3000"/>
             <w:tcMar>
-              <w:top w:type="dxa" w:w="35"/>
+              <w:top w:type="dxa" w:w="25"/>
               <w:left w:type="dxa" w:w="110"/>
-              <w:bottom w:type="dxa" w:w="45"/>
-              <w:right w:type="dxa" w:w="90"/>
-            </w:tcMar>
-            <w:vAlign w:val="top"/>
-          </w:tcPr>
-          <w:p>
-            <w:pPr>
-              <w:spacing w:after="10"/>
+              <w:bottom w:type="dxa" w:w="30"/>
+              <w:right w:type="dxa" w:w="90"/>
+            </w:tcMar>
+            <w:vAlign w:val="top"/>
+          </w:tcPr>
+          <w:p>
+            <w:pPr>
+              <w:spacing w:after="0"/>
             </w:pPr>
             <w:r>
               <w:rPr>
@@ -11692,16 +11692,16 @@
           <w:tcPr>
             <w:tcW w:type="dxa" w:w="3000"/>
             <w:tcMar>
-              <w:top w:type="dxa" w:w="35"/>
+              <w:top w:type="dxa" w:w="25"/>
               <w:left w:type="dxa" w:w="110"/>
-              <w:bottom w:type="dxa" w:w="45"/>
-              <w:right w:type="dxa" w:w="90"/>
-            </w:tcMar>
-            <w:vAlign w:val="top"/>
-          </w:tcPr>
-          <w:p>
-            <w:pPr>
-              <w:spacing w:after="10"/>
+              <w:bottom w:type="dxa" w:w="30"/>
+              <w:right w:type="dxa" w:w="90"/>
+            </w:tcMar>
+            <w:vAlign w:val="top"/>
+          </w:tcPr>
+          <w:p>
+            <w:pPr>
+              <w:spacing w:after="0"/>
             </w:pPr>
             <w:r>
               <w:rPr>
@@ -11737,7 +11737,7 @@
     </w:tbl>
     <w:p>
       <w:pPr>
-        <w:spacing w:after="40"/>
+        <w:spacing w:after="24"/>
       </w:pPr>
     </w:p>
     <w:tbl>
@@ -11766,9 +11766,9 @@
             <w:tcW w:type="dxa" w:w="3000"/>
             <w:shd w:fill="E6E6E6" w:color="auto" w:val="clear"/>
             <w:tcMar>
-              <w:top w:type="dxa" w:w="30"/>
+              <w:top w:type="dxa" w:w="20"/>
               <w:left w:type="dxa" w:w="110"/>
-              <w:bottom w:type="dxa" w:w="30"/>
+              <w:bottom w:type="dxa" w:w="20"/>
               <w:right w:type="dxa" w:w="90"/>
             </w:tcMar>
             <w:vAlign w:val="center"/>
@@ -11796,9 +11796,9 @@
             <w:gridSpan w:val="2"/>
             <w:shd w:fill="E6E6E6" w:color="auto" w:val="clear"/>
             <w:tcMar>
-              <w:top w:type="dxa" w:w="30"/>
+              <w:top w:type="dxa" w:w="20"/>
               <w:left w:type="dxa" w:w="110"/>
-              <w:bottom w:type="dxa" w:w="30"/>
+              <w:bottom w:type="dxa" w:w="20"/>
               <w:right w:type="dxa" w:w="90"/>
             </w:tcMar>
             <w:vAlign w:val="center"/>
@@ -11829,16 +11829,16 @@
           <w:tcPr>
             <w:tcW w:type="dxa" w:w="3000"/>
             <w:tcMar>
-              <w:top w:type="dxa" w:w="35"/>
+              <w:top w:type="dxa" w:w="25"/>
               <w:left w:type="dxa" w:w="110"/>
-              <w:bottom w:type="dxa" w:w="45"/>
-              <w:right w:type="dxa" w:w="90"/>
-            </w:tcMar>
-            <w:vAlign w:val="top"/>
-          </w:tcPr>
-          <w:p>
-            <w:pPr>
-              <w:spacing w:after="10"/>
+              <w:bottom w:type="dxa" w:w="30"/>
+              <w:right w:type="dxa" w:w="90"/>
+            </w:tcMar>
+            <w:vAlign w:val="top"/>
+          </w:tcPr>
+          <w:p>
+            <w:pPr>
+              <w:spacing w:after="0"/>
             </w:pPr>
             <w:r>
               <w:rPr>
@@ -11874,16 +11874,16 @@
           <w:tcPr>
             <w:tcW w:type="dxa" w:w="3000"/>
             <w:tcMar>
-              <w:top w:type="dxa" w:w="35"/>
+              <w:top w:type="dxa" w:w="25"/>
               <w:left w:type="dxa" w:w="110"/>
-              <w:bottom w:type="dxa" w:w="45"/>
-              <w:right w:type="dxa" w:w="90"/>
-            </w:tcMar>
-            <w:vAlign w:val="top"/>
-          </w:tcPr>
-          <w:p>
-            <w:pPr>
-              <w:spacing w:after="10"/>
+              <w:bottom w:type="dxa" w:w="30"/>
+              <w:right w:type="dxa" w:w="90"/>
+            </w:tcMar>
+            <w:vAlign w:val="top"/>
+          </w:tcPr>
+          <w:p>
+            <w:pPr>
+              <w:spacing w:after="0"/>
             </w:pPr>
             <w:r>
               <w:rPr>
@@ -11919,16 +11919,16 @@
           <w:tcPr>
             <w:tcW w:type="dxa" w:w="3000"/>
             <w:tcMar>
-              <w:top w:type="dxa" w:w="35"/>
+              <w:top w:type="dxa" w:w="25"/>
               <w:left w:type="dxa" w:w="110"/>
-              <w:bottom w:type="dxa" w:w="45"/>
-              <w:right w:type="dxa" w:w="90"/>
-            </w:tcMar>
-            <w:vAlign w:val="top"/>
-          </w:tcPr>
-          <w:p>
-            <w:pPr>
-              <w:spacing w:after="10"/>
+              <w:bottom w:type="dxa" w:w="30"/>
+              <w:right w:type="dxa" w:w="90"/>
+            </w:tcMar>
+            <w:vAlign w:val="top"/>
+          </w:tcPr>
+          <w:p>
+            <w:pPr>
+              <w:spacing w:after="0"/>
             </w:pPr>
             <w:r>
               <w:rPr>
@@ -12013,16 +12013,16 @@
           <w:tcPr>
             <w:tcW w:type="dxa" w:w="3000"/>
             <w:tcMar>
-              <w:top w:type="dxa" w:w="35"/>
+              <w:top w:type="dxa" w:w="25"/>
               <w:left w:type="dxa" w:w="110"/>
-              <w:bottom w:type="dxa" w:w="45"/>
-              <w:right w:type="dxa" w:w="90"/>
-            </w:tcMar>
-            <w:vAlign w:val="top"/>
-          </w:tcPr>
-          <w:p>
-            <w:pPr>
-              <w:spacing w:after="10"/>
+              <w:bottom w:type="dxa" w:w="30"/>
+              <w:right w:type="dxa" w:w="90"/>
+            </w:tcMar>
+            <w:vAlign w:val="top"/>
+          </w:tcPr>
+          <w:p>
+            <w:pPr>
+              <w:spacing w:after="0"/>
             </w:pPr>
             <w:r>
               <w:rPr>
@@ -12074,16 +12074,16 @@
           <w:tcPr>
             <w:tcW w:type="dxa" w:w="3000"/>
             <w:tcMar>
-              <w:top w:type="dxa" w:w="35"/>
+              <w:top w:type="dxa" w:w="25"/>
               <w:left w:type="dxa" w:w="110"/>
-              <w:bottom w:type="dxa" w:w="45"/>
-              <w:right w:type="dxa" w:w="90"/>
-            </w:tcMar>
-            <w:vAlign w:val="top"/>
-          </w:tcPr>
-          <w:p>
-            <w:pPr>
-              <w:spacing w:after="10"/>
+              <w:bottom w:type="dxa" w:w="30"/>
+              <w:right w:type="dxa" w:w="90"/>
+            </w:tcMar>
+            <w:vAlign w:val="top"/>
+          </w:tcPr>
+          <w:p>
+            <w:pPr>
+              <w:spacing w:after="0"/>
             </w:pPr>
             <w:r>
               <w:rPr>
@@ -12135,16 +12135,16 @@
           <w:tcPr>
             <w:tcW w:type="dxa" w:w="3000"/>
             <w:tcMar>
-              <w:top w:type="dxa" w:w="35"/>
+              <w:top w:type="dxa" w:w="25"/>
               <w:left w:type="dxa" w:w="110"/>
-              <w:bottom w:type="dxa" w:w="45"/>
-              <w:right w:type="dxa" w:w="90"/>
-            </w:tcMar>
-            <w:vAlign w:val="top"/>
-          </w:tcPr>
-          <w:p>
-            <w:pPr>
-              <w:spacing w:after="10"/>
+              <w:bottom w:type="dxa" w:w="30"/>
+              <w:right w:type="dxa" w:w="90"/>
+            </w:tcMar>
+            <w:vAlign w:val="top"/>
+          </w:tcPr>
+          <w:p>
+            <w:pPr>
+              <w:spacing w:after="0"/>
             </w:pPr>
             <w:r>
               <w:rPr>
@@ -12156,13 +12156,59 @@
                 <w:sz w:val="13"/>
                 <w:szCs w:val="13"/>
               </w:rPr>
-              <w:t xml:space="preserve">ENTER</w:t>
-            </w:r>
-          </w:p>
-          <w:p>
-            <w:pPr>
-              <w:spacing w:after="0"/>
-            </w:pPr>
+              <w:t xml:space="preserve">VALUE 3</w:t>
+            </w:r>
+          </w:p>
+          <w:p>
+            <w:pPr>
+              <w:spacing w:after="0"/>
+            </w:pPr>
+            <w:r>
+              <w:rPr>
+                <w:rFonts w:ascii="Arial" w:cs="Arial" w:eastAsia="Arial" w:hAnsi="Arial"/>
+                <w:b/>
+                <w:bCs/>
+                <w:color w:val="000000"/>
+                <w:sz w:val="19"/>
+                <w:szCs w:val="19"/>
+              </w:rPr>
+              <w:t xml:space="preserve">YOUR Table P-2 → Emergency Bus</w:t>
+            </w:r>
+          </w:p>
+        </w:tc>
+      </w:tr>
+      <w:tr>
+        <w:trPr>
+          <w:cantSplit/>
+        </w:trPr>
+        <w:tc>
+          <w:tcPr>
+            <w:tcW w:type="dxa" w:w="9026"/>
+            <w:gridSpan w:val="3"/>
+            <w:tcMar>
+              <w:top w:type="dxa" w:w="20"/>
+              <w:left w:type="dxa" w:w="110"/>
+              <w:bottom w:type="dxa" w:w="25"/>
+              <w:right w:type="dxa" w:w="90"/>
+            </w:tcMar>
+            <w:vAlign w:val="center"/>
+          </w:tcPr>
+          <w:p>
+            <w:pPr>
+              <w:spacing w:after="0"/>
+            </w:pPr>
+            <w:r>
+              <w:rPr>
+                <w:rFonts w:ascii="Arial" w:cs="Arial" w:eastAsia="Arial" w:hAnsi="Arial"/>
+                <w:b/>
+                <w:bCs/>
+                <w:color w:val="555555"/>
+                <w:spacing w:val="60"/>
+                <w:sz w:val="13"/>
+                <w:szCs w:val="13"/>
+              </w:rPr>
+              <w:t xml:space="preserve">ENTER    </w:t>
+            </w:r>
             <w:r>
               <w:rPr>
                 <w:rFonts w:ascii="Courier New" w:cs="Courier New" w:eastAsia="Courier New" w:hAnsi="Courier New"/>
@@ -12172,7 +12218,7 @@
                 <w:sz w:val="22"/>
                 <w:szCs w:val="22"/>
               </w:rPr>
-              <w:t xml:space="preserve">P-08-[VALUE]-[VALUE 2]</w:t>
+              <w:t xml:space="preserve">P-08-[VALUE]-[VALUE 2]-[VALUE 3]</w:t>
             </w:r>
           </w:p>
         </w:tc>
@@ -12180,7 +12226,7 @@
     </w:tbl>
     <w:p>
       <w:pPr>
-        <w:spacing w:after="40"/>
+        <w:spacing w:after="24"/>
       </w:pPr>
     </w:p>
     <w:tbl>
@@ -12209,9 +12255,9 @@
             <w:tcW w:type="dxa" w:w="3000"/>
             <w:shd w:fill="E6E6E6" w:color="auto" w:val="clear"/>
             <w:tcMar>
-              <w:top w:type="dxa" w:w="30"/>
+              <w:top w:type="dxa" w:w="20"/>
               <w:left w:type="dxa" w:w="110"/>
-              <w:bottom w:type="dxa" w:w="30"/>
+              <w:bottom w:type="dxa" w:w="20"/>
               <w:right w:type="dxa" w:w="90"/>
             </w:tcMar>
             <w:vAlign w:val="center"/>
@@ -12239,9 +12285,9 @@
             <w:gridSpan w:val="2"/>
             <w:shd w:fill="E6E6E6" w:color="auto" w:val="clear"/>
             <w:tcMar>
-              <w:top w:type="dxa" w:w="30"/>
+              <w:top w:type="dxa" w:w="20"/>
               <w:left w:type="dxa" w:w="110"/>
-              <w:bottom w:type="dxa" w:w="30"/>
+              <w:bottom w:type="dxa" w:w="20"/>
               <w:right w:type="dxa" w:w="90"/>
             </w:tcMar>
             <w:vAlign w:val="center"/>
@@ -12272,16 +12318,16 @@
           <w:tcPr>
             <w:tcW w:type="dxa" w:w="3000"/>
             <w:tcMar>
-              <w:top w:type="dxa" w:w="35"/>
+              <w:top w:type="dxa" w:w="25"/>
               <w:left w:type="dxa" w:w="110"/>
-              <w:bottom w:type="dxa" w:w="45"/>
-              <w:right w:type="dxa" w:w="90"/>
-            </w:tcMar>
-            <w:vAlign w:val="top"/>
-          </w:tcPr>
-          <w:p>
-            <w:pPr>
-              <w:spacing w:after="10"/>
+              <w:bottom w:type="dxa" w:w="30"/>
+              <w:right w:type="dxa" w:w="90"/>
+            </w:tcMar>
+            <w:vAlign w:val="top"/>
+          </w:tcPr>
+          <w:p>
+            <w:pPr>
+              <w:spacing w:after="0"/>
             </w:pPr>
             <w:r>
               <w:rPr>
@@ -12317,16 +12363,16 @@
           <w:tcPr>
             <w:tcW w:type="dxa" w:w="3000"/>
             <w:tcMar>
-              <w:top w:type="dxa" w:w="35"/>
+              <w:top w:type="dxa" w:w="25"/>
               <w:left w:type="dxa" w:w="110"/>
-              <w:bottom w:type="dxa" w:w="45"/>
-              <w:right w:type="dxa" w:w="90"/>
-            </w:tcMar>
-            <w:vAlign w:val="top"/>
-          </w:tcPr>
-          <w:p>
-            <w:pPr>
-              <w:spacing w:after="10"/>
+              <w:bottom w:type="dxa" w:w="30"/>
+              <w:right w:type="dxa" w:w="90"/>
+            </w:tcMar>
+            <w:vAlign w:val="top"/>
+          </w:tcPr>
+          <w:p>
+            <w:pPr>
+              <w:spacing w:after="0"/>
             </w:pPr>
             <w:r>
               <w:rPr>
@@ -12362,16 +12408,16 @@
           <w:tcPr>
             <w:tcW w:type="dxa" w:w="3000"/>
             <w:tcMar>
-              <w:top w:type="dxa" w:w="35"/>
+              <w:top w:type="dxa" w:w="25"/>
               <w:left w:type="dxa" w:w="110"/>
-              <w:bottom w:type="dxa" w:w="45"/>
-              <w:right w:type="dxa" w:w="90"/>
-            </w:tcMar>
-            <w:vAlign w:val="top"/>
-          </w:tcPr>
-          <w:p>
-            <w:pPr>
-              <w:spacing w:after="10"/>
+              <w:bottom w:type="dxa" w:w="30"/>
+              <w:right w:type="dxa" w:w="90"/>
+            </w:tcMar>
+            <w:vAlign w:val="top"/>
+          </w:tcPr>
+          <w:p>
+            <w:pPr>
+              <w:spacing w:after="0"/>
             </w:pPr>
             <w:r>
               <w:rPr>
@@ -12456,16 +12502,16 @@
           <w:tcPr>
             <w:tcW w:type="dxa" w:w="3000"/>
             <w:tcMar>
-              <w:top w:type="dxa" w:w="35"/>
+              <w:top w:type="dxa" w:w="25"/>
               <w:left w:type="dxa" w:w="110"/>
-              <w:bottom w:type="dxa" w:w="45"/>
-              <w:right w:type="dxa" w:w="90"/>
-            </w:tcMar>
-            <w:vAlign w:val="top"/>
-          </w:tcPr>
-          <w:p>
-            <w:pPr>
-              <w:spacing w:after="10"/>
+              <w:bottom w:type="dxa" w:w="30"/>
+              <w:right w:type="dxa" w:w="90"/>
+            </w:tcMar>
+            <w:vAlign w:val="top"/>
+          </w:tcPr>
+          <w:p>
+            <w:pPr>
+              <w:spacing w:after="0"/>
             </w:pPr>
             <w:r>
               <w:rPr>
@@ -12501,16 +12547,16 @@
           <w:tcPr>
             <w:tcW w:type="dxa" w:w="3000"/>
             <w:tcMar>
-              <w:top w:type="dxa" w:w="35"/>
+              <w:top w:type="dxa" w:w="25"/>
               <w:left w:type="dxa" w:w="110"/>
-              <w:bottom w:type="dxa" w:w="45"/>
-              <w:right w:type="dxa" w:w="90"/>
-            </w:tcMar>
-            <w:vAlign w:val="top"/>
-          </w:tcPr>
-          <w:p>
-            <w:pPr>
-              <w:spacing w:after="10"/>
+              <w:bottom w:type="dxa" w:w="30"/>
+              <w:right w:type="dxa" w:w="90"/>
+            </w:tcMar>
+            <w:vAlign w:val="top"/>
+          </w:tcPr>
+          <w:p>
+            <w:pPr>
+              <w:spacing w:after="0"/>
             </w:pPr>
             <w:r>
               <w:rPr>
@@ -12546,16 +12592,16 @@
           <w:tcPr>
             <w:tcW w:type="dxa" w:w="3000"/>
             <w:tcMar>
-              <w:top w:type="dxa" w:w="35"/>
+              <w:top w:type="dxa" w:w="25"/>
               <w:left w:type="dxa" w:w="110"/>
-              <w:bottom w:type="dxa" w:w="45"/>
-              <w:right w:type="dxa" w:w="90"/>
-            </w:tcMar>
-            <w:vAlign w:val="top"/>
-          </w:tcPr>
-          <w:p>
-            <w:pPr>
-              <w:spacing w:after="10"/>
+              <w:bottom w:type="dxa" w:w="30"/>
+              <w:right w:type="dxa" w:w="90"/>
+            </w:tcMar>
+            <w:vAlign w:val="top"/>
+          </w:tcPr>
+          <w:p>
+            <w:pPr>
+              <w:spacing w:after="0"/>
             </w:pPr>
             <w:r>
               <w:rPr>
@@ -12567,13 +12613,59 @@
                 <w:sz w:val="13"/>
                 <w:szCs w:val="13"/>
               </w:rPr>
-              <w:t xml:space="preserve">ENTER</w:t>
-            </w:r>
-          </w:p>
-          <w:p>
-            <w:pPr>
-              <w:spacing w:after="0"/>
-            </w:pPr>
+              <w:t xml:space="preserve">VALUE 3</w:t>
+            </w:r>
+          </w:p>
+          <w:p>
+            <w:pPr>
+              <w:spacing w:after="0"/>
+            </w:pPr>
+            <w:r>
+              <w:rPr>
+                <w:rFonts w:ascii="Arial" w:cs="Arial" w:eastAsia="Arial" w:hAnsi="Arial"/>
+                <w:b/>
+                <w:bCs/>
+                <w:color w:val="000000"/>
+                <w:sz w:val="19"/>
+                <w:szCs w:val="19"/>
+              </w:rPr>
+              <w:t xml:space="preserve">COM → Table C-3 → Core Ring</w:t>
+            </w:r>
+          </w:p>
+        </w:tc>
+      </w:tr>
+      <w:tr>
+        <w:trPr>
+          <w:cantSplit/>
+        </w:trPr>
+        <w:tc>
+          <w:tcPr>
+            <w:tcW w:type="dxa" w:w="9026"/>
+            <w:gridSpan w:val="3"/>
+            <w:tcMar>
+              <w:top w:type="dxa" w:w="20"/>
+              <w:left w:type="dxa" w:w="110"/>
+              <w:bottom w:type="dxa" w:w="25"/>
+              <w:right w:type="dxa" w:w="90"/>
+            </w:tcMar>
+            <w:vAlign w:val="center"/>
+          </w:tcPr>
+          <w:p>
+            <w:pPr>
+              <w:spacing w:after="0"/>
+            </w:pPr>
+            <w:r>
+              <w:rPr>
+                <w:rFonts w:ascii="Arial" w:cs="Arial" w:eastAsia="Arial" w:hAnsi="Arial"/>
+                <w:b/>
+                <w:bCs/>
+                <w:color w:val="555555"/>
+                <w:spacing w:val="60"/>
+                <w:sz w:val="13"/>
+                <w:szCs w:val="13"/>
+              </w:rPr>
+              <w:t xml:space="preserve">ENTER    </w:t>
+            </w:r>
             <w:r>
               <w:rPr>
                 <w:rFonts w:ascii="Courier New" w:cs="Courier New" w:eastAsia="Courier New" w:hAnsi="Courier New"/>
@@ -12583,7 +12675,7 @@
                 <w:sz w:val="22"/>
                 <w:szCs w:val="22"/>
               </w:rPr>
-              <w:t xml:space="preserve">P-09-[VALUE]-[VALUE 2]</w:t>
+              <w:t xml:space="preserve">P-09-[VALUE]-[VALUE 2]-[VALUE 3]</w:t>
             </w:r>
           </w:p>
         </w:tc>
@@ -12591,7 +12683,7 @@
     </w:tbl>
     <w:p>
       <w:pPr>
-        <w:spacing w:after="40"/>
+        <w:spacing w:after="24"/>
       </w:pPr>
     </w:p>
     <w:tbl>
@@ -12620,9 +12712,9 @@
             <w:tcW w:type="dxa" w:w="3000"/>
             <w:shd w:fill="000000" w:color="auto" w:val="clear"/>
             <w:tcMar>
-              <w:top w:type="dxa" w:w="30"/>
+              <w:top w:type="dxa" w:w="20"/>
               <w:left w:type="dxa" w:w="110"/>
-              <w:bottom w:type="dxa" w:w="30"/>
+              <w:bottom w:type="dxa" w:w="20"/>
               <w:right w:type="dxa" w:w="90"/>
             </w:tcMar>
             <w:vAlign w:val="center"/>
@@ -12650,9 +12742,9 @@
             <w:gridSpan w:val="2"/>
             <w:shd w:fill="000000" w:color="auto" w:val="clear"/>
             <w:tcMar>
-              <w:top w:type="dxa" w:w="30"/>
+              <w:top w:type="dxa" w:w="20"/>
               <w:left w:type="dxa" w:w="110"/>
-              <w:bottom w:type="dxa" w:w="30"/>
+              <w:bottom w:type="dxa" w:w="20"/>
               <w:right w:type="dxa" w:w="90"/>
             </w:tcMar>
             <w:vAlign w:val="center"/>
@@ -12716,16 +12808,16 @@
           <w:tcPr>
             <w:tcW w:type="dxa" w:w="3000"/>
             <w:tcMar>
-              <w:top w:type="dxa" w:w="35"/>
+              <w:top w:type="dxa" w:w="25"/>
               <w:left w:type="dxa" w:w="110"/>
-              <w:bottom w:type="dxa" w:w="45"/>
-              <w:right w:type="dxa" w:w="90"/>
-            </w:tcMar>
-            <w:vAlign w:val="top"/>
-          </w:tcPr>
-          <w:p>
-            <w:pPr>
-              <w:spacing w:after="10"/>
+              <w:bottom w:type="dxa" w:w="30"/>
+              <w:right w:type="dxa" w:w="90"/>
+            </w:tcMar>
+            <w:vAlign w:val="top"/>
+          </w:tcPr>
+          <w:p>
+            <w:pPr>
+              <w:spacing w:after="0"/>
             </w:pPr>
             <w:r>
               <w:rPr>
@@ -12761,16 +12853,16 @@
           <w:tcPr>
             <w:tcW w:type="dxa" w:w="3000"/>
             <w:tcMar>
-              <w:top w:type="dxa" w:w="35"/>
+              <w:top w:type="dxa" w:w="25"/>
               <w:left w:type="dxa" w:w="110"/>
-              <w:bottom w:type="dxa" w:w="45"/>
-              <w:right w:type="dxa" w:w="90"/>
-            </w:tcMar>
-            <w:vAlign w:val="top"/>
-          </w:tcPr>
-          <w:p>
-            <w:pPr>
-              <w:spacing w:after="10"/>
+              <w:bottom w:type="dxa" w:w="30"/>
+              <w:right w:type="dxa" w:w="90"/>
+            </w:tcMar>
+            <w:vAlign w:val="top"/>
+          </w:tcPr>
+          <w:p>
+            <w:pPr>
+              <w:spacing w:after="0"/>
             </w:pPr>
             <w:r>
               <w:rPr>
@@ -12806,16 +12898,16 @@
           <w:tcPr>
             <w:tcW w:type="dxa" w:w="3000"/>
             <w:tcMar>
-              <w:top w:type="dxa" w:w="35"/>
+              <w:top w:type="dxa" w:w="25"/>
               <w:left w:type="dxa" w:w="110"/>
-              <w:bottom w:type="dxa" w:w="45"/>
-              <w:right w:type="dxa" w:w="90"/>
-            </w:tcMar>
-            <w:vAlign w:val="top"/>
-          </w:tcPr>
-          <w:p>
-            <w:pPr>
-              <w:spacing w:after="10"/>
+              <w:bottom w:type="dxa" w:w="30"/>
+              <w:right w:type="dxa" w:w="90"/>
+            </w:tcMar>
+            <w:vAlign w:val="top"/>
+          </w:tcPr>
+          <w:p>
+            <w:pPr>
+              <w:spacing w:after="0"/>
             </w:pPr>
             <w:r>
               <w:rPr>
@@ -12900,16 +12992,16 @@
           <w:tcPr>
             <w:tcW w:type="dxa" w:w="3000"/>
             <w:tcMar>
-              <w:top w:type="dxa" w:w="35"/>
+              <w:top w:type="dxa" w:w="25"/>
               <w:left w:type="dxa" w:w="110"/>
-              <w:bottom w:type="dxa" w:w="45"/>
-              <w:right w:type="dxa" w:w="90"/>
-            </w:tcMar>
-            <w:vAlign w:val="top"/>
-          </w:tcPr>
-          <w:p>
-            <w:pPr>
-              <w:spacing w:after="10"/>
+              <w:bottom w:type="dxa" w:w="30"/>
+              <w:right w:type="dxa" w:w="90"/>
+            </w:tcMar>
+            <w:vAlign w:val="top"/>
+          </w:tcPr>
+          <w:p>
+            <w:pPr>
+              <w:spacing w:after="0"/>
             </w:pPr>
             <w:r>
               <w:rPr>
@@ -12945,16 +13037,16 @@
           <w:tcPr>
             <w:tcW w:type="dxa" w:w="3000"/>
             <w:tcMar>
-              <w:top w:type="dxa" w:w="35"/>
+              <w:top w:type="dxa" w:w="25"/>
               <w:left w:type="dxa" w:w="110"/>
-              <w:bottom w:type="dxa" w:w="45"/>
-              <w:right w:type="dxa" w:w="90"/>
-            </w:tcMar>
-            <w:vAlign w:val="top"/>
-          </w:tcPr>
-          <w:p>
-            <w:pPr>
-              <w:spacing w:after="10"/>
+              <w:bottom w:type="dxa" w:w="30"/>
+              <w:right w:type="dxa" w:w="90"/>
+            </w:tcMar>
+            <w:vAlign w:val="top"/>
+          </w:tcPr>
+          <w:p>
+            <w:pPr>
+              <w:spacing w:after="0"/>
             </w:pPr>
             <w:r>
               <w:rPr>
@@ -12990,16 +13082,16 @@
           <w:tcPr>
             <w:tcW w:type="dxa" w:w="3000"/>
             <w:tcMar>
-              <w:top w:type="dxa" w:w="35"/>
+              <w:top w:type="dxa" w:w="25"/>
               <w:left w:type="dxa" w:w="110"/>
-              <w:bottom w:type="dxa" w:w="45"/>
-              <w:right w:type="dxa" w:w="90"/>
-            </w:tcMar>
-            <w:vAlign w:val="top"/>
-          </w:tcPr>
-          <w:p>
-            <w:pPr>
-              <w:spacing w:after="10"/>
+              <w:bottom w:type="dxa" w:w="30"/>
+              <w:right w:type="dxa" w:w="90"/>
+            </w:tcMar>
+            <w:vAlign w:val="top"/>
+          </w:tcPr>
+          <w:p>
+            <w:pPr>
+              <w:spacing w:after="0"/>
             </w:pPr>
             <w:r>
               <w:rPr>
@@ -13035,7 +13127,7 @@
     </w:tbl>
     <w:p>
       <w:pPr>
-        <w:spacing w:after="40"/>
+        <w:spacing w:after="24"/>
       </w:pPr>
     </w:p>
     <w:p>

--- a/B&W Kit/UNDERCITY_Binder_POW_BW.docx
+++ b/B&W Kit/UNDERCITY_Binder_POW_BW.docx
@@ -822,7 +822,7 @@
                 <w:sz w:val="20"/>
                 <w:szCs w:val="20"/>
               </w:rPr>
-              <w:t xml:space="preserve">8 </w:t>
+              <w:t xml:space="preserve">5 </w:t>
             </w:r>
             <w:r>
               <w:rPr>
@@ -1025,7 +1025,7 @@
           <w:sz w:val="20"/>
           <w:szCs w:val="20"/>
         </w:rPr>
-        <w:t xml:space="preserve"> Med Supply, 8 </w:t>
+        <w:t xml:space="preserve"> Med Supply, 5 </w:t>
       </w:r>
       <w:r>
         <w:rPr>
@@ -1095,7 +1095,7 @@
           <w:sz w:val="20"/>
           <w:szCs w:val="20"/>
         </w:rPr>
-        <w:t xml:space="preserve">MATCH the table to the console: INVENTORY and WORKERS 8 / 8. The console is the official count; the chits mirror it.</w:t>
+        <w:t xml:space="preserve">MATCH the table to the console: INVENTORY and WORKERS 5 / 5. The console is the official count; the chits mirror it.</w:t>
       </w:r>
     </w:p>
     <w:p>
